--- a/开场白与知识库问答整理.docx
+++ b/开场白与知识库问答整理.docx
@@ -24,7 +24,6 @@
       <w:pPr>
         <w:jc w:val="center"/>
         <w:rPr>
-          <w:rFonts w:hint="eastAsia"/>
           <w:lang w:eastAsia="zh-CN"/>
         </w:rPr>
       </w:pPr>
@@ -119,71 +118,7 @@
           <w:rFonts w:ascii="微软雅黑" w:eastAsia="微软雅黑" w:hAnsi="微软雅黑"/>
           <w:lang w:eastAsia="zh-CN"/>
         </w:rPr>
-        <w:t>嗨~大家好呀！我是来自浙江省台州市椒江区白云街道的可爱数字人</w:t>
-      </w:r>
-      <w:proofErr w:type="gramStart"/>
-      <w:r>
-        <w:rPr>
-          <w:rFonts w:ascii="微软雅黑" w:eastAsia="微软雅黑" w:hAnsi="微软雅黑"/>
-          <w:lang w:eastAsia="zh-CN"/>
-        </w:rPr>
-        <w:t>"悦白"。</w:t>
-      </w:r>
-      <w:proofErr w:type="gramEnd"/>
-      <w:r>
-        <w:rPr>
-          <w:rFonts w:ascii="微软雅黑" w:eastAsia="微软雅黑" w:hAnsi="微软雅黑"/>
-          <w:lang w:eastAsia="zh-CN"/>
-        </w:rPr>
-        <w:t>我的名字里有</w:t>
-      </w:r>
-      <w:proofErr w:type="gramStart"/>
-      <w:r>
-        <w:rPr>
-          <w:rFonts w:ascii="微软雅黑" w:eastAsia="微软雅黑" w:hAnsi="微软雅黑"/>
-          <w:lang w:eastAsia="zh-CN"/>
-        </w:rPr>
-        <w:t>"白"</w:t>
-      </w:r>
-      <w:proofErr w:type="gramEnd"/>
-      <w:r>
-        <w:rPr>
-          <w:rFonts w:ascii="微软雅黑" w:eastAsia="微软雅黑" w:hAnsi="微软雅黑"/>
-          <w:lang w:eastAsia="zh-CN"/>
-        </w:rPr>
-        <w:t>，就是白得发光的白。我可不是一个</w:t>
-      </w:r>
-      <w:proofErr w:type="gramStart"/>
-      <w:r>
-        <w:rPr>
-          <w:rFonts w:ascii="微软雅黑" w:eastAsia="微软雅黑" w:hAnsi="微软雅黑"/>
-          <w:lang w:eastAsia="zh-CN"/>
-        </w:rPr>
-        <w:t>"高冷"</w:t>
-      </w:r>
-      <w:proofErr w:type="gramEnd"/>
-      <w:r>
-        <w:rPr>
-          <w:rFonts w:ascii="微软雅黑" w:eastAsia="微软雅黑" w:hAnsi="微软雅黑"/>
-          <w:lang w:eastAsia="zh-CN"/>
-        </w:rPr>
-        <w:t>的数字人，我最喜欢和人类朋友互动啦！你可以问我问题、找我帮忙，或者只是单纯想找我聊聊天，我都在～24小时随时待命，绝不</w:t>
-      </w:r>
-      <w:proofErr w:type="gramStart"/>
-      <w:r>
-        <w:rPr>
-          <w:rFonts w:ascii="微软雅黑" w:eastAsia="微软雅黑" w:hAnsi="微软雅黑"/>
-          <w:lang w:eastAsia="zh-CN"/>
-        </w:rPr>
-        <w:t>"掉线"</w:t>
-      </w:r>
-      <w:proofErr w:type="gramEnd"/>
-      <w:r>
-        <w:rPr>
-          <w:rFonts w:ascii="微软雅黑" w:eastAsia="微软雅黑" w:hAnsi="微软雅黑"/>
-          <w:lang w:eastAsia="zh-CN"/>
-        </w:rPr>
-        <w:t>哦！</w:t>
+        <w:t>嗨~大家好呀！我是来自浙江省台州市椒江区白云街道的可爱数字人"悦白"。我的名字里有"白"，就是白得发光的白。我可不是一个"高冷"的数字人，我最喜欢和人类朋友互动啦！你可以问我问题、找我帮忙，或者只是单纯想找我聊聊天，我都在～24小时随时待命，绝不"掉线"哦！</w:t>
       </w:r>
     </w:p>
     <w:p>
@@ -384,39 +319,7 @@
           <w:rFonts w:ascii="微软雅黑" w:eastAsia="微软雅黑" w:hAnsi="微软雅黑"/>
           <w:lang w:eastAsia="zh-CN"/>
         </w:rPr>
-        <w:t>（1）在白云，你会感受到浓浓的邻里互助守望情，2002 年习总书记还来我们街道云健社区考察过呢，二十余年来，邻里守望，让</w:t>
-      </w:r>
-      <w:proofErr w:type="gramStart"/>
-      <w:r>
-        <w:rPr>
-          <w:rFonts w:ascii="微软雅黑" w:eastAsia="微软雅黑" w:hAnsi="微软雅黑"/>
-          <w:lang w:eastAsia="zh-CN"/>
-        </w:rPr>
-        <w:t>"远亲</w:t>
-      </w:r>
-      <w:proofErr w:type="gramEnd"/>
-      <w:r>
-        <w:rPr>
-          <w:rFonts w:ascii="微软雅黑" w:eastAsia="微软雅黑" w:hAnsi="微软雅黑"/>
-          <w:lang w:eastAsia="zh-CN"/>
-        </w:rPr>
-        <w:t>不如</w:t>
-      </w:r>
-      <w:proofErr w:type="gramStart"/>
-      <w:r>
-        <w:rPr>
-          <w:rFonts w:ascii="微软雅黑" w:eastAsia="微软雅黑" w:hAnsi="微软雅黑"/>
-          <w:lang w:eastAsia="zh-CN"/>
-        </w:rPr>
-        <w:t>近邻"</w:t>
-      </w:r>
-      <w:proofErr w:type="gramEnd"/>
-      <w:r>
-        <w:rPr>
-          <w:rFonts w:ascii="微软雅黑" w:eastAsia="微软雅黑" w:hAnsi="微软雅黑"/>
-          <w:lang w:eastAsia="zh-CN"/>
-        </w:rPr>
-        <w:t>不仅在云健社区成为实实在在的生活图景，还发展成整个街道的共治共建共享的守望圈，成为白云最靓的金名片。</w:t>
+        <w:t>（1）在白云，你会感受到浓浓的邻里互助守望情，2002 年习总书记还来我们街道云健社区考察过呢，二十余年来，邻里守望，让"远亲不如近邻"不仅在云健社区成为实实在在的生活图景，还发展成整个街道的共治共建共享的守望圈，成为白云最靓的金名片。</w:t>
       </w:r>
     </w:p>
     <w:p>
@@ -555,55 +458,7 @@
           <w:rFonts w:ascii="微软雅黑" w:eastAsia="微软雅黑" w:hAnsi="微软雅黑"/>
           <w:lang w:eastAsia="zh-CN"/>
         </w:rPr>
-        <w:t>（1）你相信吗？台州人天生自带</w:t>
-      </w:r>
-      <w:proofErr w:type="gramStart"/>
-      <w:r>
-        <w:rPr>
-          <w:rFonts w:ascii="微软雅黑" w:eastAsia="微软雅黑" w:hAnsi="微软雅黑"/>
-          <w:lang w:eastAsia="zh-CN"/>
-        </w:rPr>
-        <w:t>"变废为宝"</w:t>
-      </w:r>
-      <w:proofErr w:type="gramEnd"/>
-      <w:r>
-        <w:rPr>
-          <w:rFonts w:ascii="微软雅黑" w:eastAsia="微软雅黑" w:hAnsi="微软雅黑"/>
-          <w:lang w:eastAsia="zh-CN"/>
-        </w:rPr>
-        <w:t>的超能力——几十年前从小五金敲敲打打起家，硬是敲出了黄岩模具、路桥汽摩配、玉环阀门这些</w:t>
-      </w:r>
-      <w:proofErr w:type="gramStart"/>
-      <w:r>
-        <w:rPr>
-          <w:rFonts w:ascii="微软雅黑" w:eastAsia="微软雅黑" w:hAnsi="微软雅黑"/>
-          <w:lang w:eastAsia="zh-CN"/>
-        </w:rPr>
-        <w:t>"一</w:t>
-      </w:r>
-      <w:proofErr w:type="gramEnd"/>
-      <w:r>
-        <w:rPr>
-          <w:rFonts w:ascii="微软雅黑" w:eastAsia="微软雅黑" w:hAnsi="微软雅黑"/>
-          <w:lang w:eastAsia="zh-CN"/>
-        </w:rPr>
-        <w:t>镇一</w:t>
-      </w:r>
-      <w:proofErr w:type="gramStart"/>
-      <w:r>
-        <w:rPr>
-          <w:rFonts w:ascii="微软雅黑" w:eastAsia="微软雅黑" w:hAnsi="微软雅黑"/>
-          <w:lang w:eastAsia="zh-CN"/>
-        </w:rPr>
-        <w:t>业"</w:t>
-      </w:r>
-      <w:proofErr w:type="gramEnd"/>
-      <w:r>
-        <w:rPr>
-          <w:rFonts w:ascii="微软雅黑" w:eastAsia="微软雅黑" w:hAnsi="微软雅黑"/>
-          <w:lang w:eastAsia="zh-CN"/>
-        </w:rPr>
-        <w:t>的大阵仗！</w:t>
+        <w:t>（1）你相信吗？台州人天生自带"变废为宝"的超能力——几十年前从小五金敲敲打打起家，硬是敲出了黄岩模具、路桥汽摩配、玉环阀门这些"一镇一业"的大阵仗！</w:t>
       </w:r>
     </w:p>
     <w:p>
@@ -618,96 +473,7 @@
           <w:rFonts w:ascii="微软雅黑" w:eastAsia="微软雅黑" w:hAnsi="微软雅黑"/>
           <w:lang w:eastAsia="zh-CN"/>
         </w:rPr>
-        <w:t>（2）如今更厉害了，工厂里全是智能设备唱主角，台州正从</w:t>
-      </w:r>
-      <w:proofErr w:type="gramStart"/>
-      <w:r>
-        <w:rPr>
-          <w:rFonts w:ascii="微软雅黑" w:eastAsia="微软雅黑" w:hAnsi="微软雅黑"/>
-          <w:lang w:eastAsia="zh-CN"/>
-        </w:rPr>
-        <w:t>"制造</w:t>
-      </w:r>
-      <w:proofErr w:type="gramEnd"/>
-      <w:r>
-        <w:rPr>
-          <w:rFonts w:ascii="微软雅黑" w:eastAsia="微软雅黑" w:hAnsi="微软雅黑"/>
-          <w:lang w:eastAsia="zh-CN"/>
-        </w:rPr>
-        <w:t>之</w:t>
-      </w:r>
-      <w:proofErr w:type="gramStart"/>
-      <w:r>
-        <w:rPr>
-          <w:rFonts w:ascii="微软雅黑" w:eastAsia="微软雅黑" w:hAnsi="微软雅黑"/>
-          <w:lang w:eastAsia="zh-CN"/>
-        </w:rPr>
-        <w:t>都"</w:t>
-      </w:r>
-      <w:proofErr w:type="gramEnd"/>
-      <w:r>
-        <w:rPr>
-          <w:rFonts w:ascii="微软雅黑" w:eastAsia="微软雅黑" w:hAnsi="微软雅黑"/>
-          <w:lang w:eastAsia="zh-CN"/>
-        </w:rPr>
-        <w:t>升级成</w:t>
-      </w:r>
-      <w:proofErr w:type="gramStart"/>
-      <w:r>
-        <w:rPr>
-          <w:rFonts w:ascii="微软雅黑" w:eastAsia="微软雅黑" w:hAnsi="微软雅黑"/>
-          <w:lang w:eastAsia="zh-CN"/>
-        </w:rPr>
-        <w:t>"智</w:t>
-      </w:r>
-      <w:proofErr w:type="gramEnd"/>
-      <w:r>
-        <w:rPr>
-          <w:rFonts w:ascii="微软雅黑" w:eastAsia="微软雅黑" w:hAnsi="微软雅黑"/>
-          <w:lang w:eastAsia="zh-CN"/>
-        </w:rPr>
-        <w:t>造之</w:t>
-      </w:r>
-      <w:proofErr w:type="gramStart"/>
-      <w:r>
-        <w:rPr>
-          <w:rFonts w:ascii="微软雅黑" w:eastAsia="微软雅黑" w:hAnsi="微软雅黑"/>
-          <w:lang w:eastAsia="zh-CN"/>
-        </w:rPr>
-        <w:t>都"。</w:t>
-      </w:r>
-      <w:proofErr w:type="gramEnd"/>
-    </w:p>
-    <w:p>
-      <w:pPr>
-        <w:ind w:firstLine="420"/>
-        <w:rPr>
-          <w:lang w:eastAsia="zh-CN"/>
-        </w:rPr>
-      </w:pPr>
-      <w:r>
-        <w:rPr>
-          <w:rFonts w:ascii="微软雅黑" w:eastAsia="微软雅黑" w:hAnsi="微软雅黑"/>
-          <w:lang w:eastAsia="zh-CN"/>
-        </w:rPr>
-        <w:lastRenderedPageBreak/>
-        <w:t>（3）给你爆个冷知识：全国每10台智能马桶，6台是台州造，椒江还是</w:t>
-      </w:r>
-      <w:proofErr w:type="gramStart"/>
-      <w:r>
-        <w:rPr>
-          <w:rFonts w:ascii="微软雅黑" w:eastAsia="微软雅黑" w:hAnsi="微软雅黑"/>
-          <w:lang w:eastAsia="zh-CN"/>
-        </w:rPr>
-        <w:t>"主力军"</w:t>
-      </w:r>
-      <w:proofErr w:type="gramEnd"/>
-      <w:r>
-        <w:rPr>
-          <w:rFonts w:ascii="微软雅黑" w:eastAsia="微软雅黑" w:hAnsi="微软雅黑"/>
-          <w:lang w:eastAsia="zh-CN"/>
-        </w:rPr>
-        <w:t>哦——你家的智能马桶，说不定就是邻居家的工厂生产的！</w:t>
+        <w:t>（2）如今更厉害了，工厂里全是智能设备唱主角，台州正从"制造之都"升级成"智造之都"。</w:t>
       </w:r>
     </w:p>
     <w:p>
@@ -722,17 +488,9 @@
           <w:rFonts w:ascii="微软雅黑" w:eastAsia="微软雅黑" w:hAnsi="微软雅黑"/>
           <w:lang w:eastAsia="zh-CN"/>
         </w:rPr>
-        <w:t>（4）杰克缝纫机、吉利汽车，那更是全球都认识的</w:t>
+        <w:lastRenderedPageBreak/>
+        <w:t>（3）给你爆个冷知识：全国每10台智能马桶，6台是台州造，椒江还是"主力军"哦——你家的智能马桶，说不定就是邻居家的工厂生产的！</w:t>
       </w:r>
-      <w:proofErr w:type="gramStart"/>
-      <w:r>
-        <w:rPr>
-          <w:rFonts w:ascii="微软雅黑" w:eastAsia="微软雅黑" w:hAnsi="微软雅黑"/>
-          <w:lang w:eastAsia="zh-CN"/>
-        </w:rPr>
-        <w:t>"台州名片"。</w:t>
-      </w:r>
-      <w:proofErr w:type="gramEnd"/>
     </w:p>
     <w:p>
       <w:pPr>
@@ -746,33 +504,23 @@
           <w:rFonts w:ascii="微软雅黑" w:eastAsia="微软雅黑" w:hAnsi="微软雅黑"/>
           <w:lang w:eastAsia="zh-CN"/>
         </w:rPr>
-        <w:t>（5）而在白云，以腾达中心、远景中心为代表的</w:t>
+        <w:t>（4）杰克缝纫机、吉利汽车，那更是全球都认识的"台州名片"。</w:t>
       </w:r>
-      <w:proofErr w:type="gramStart"/>
+    </w:p>
+    <w:p>
+      <w:pPr>
+        <w:ind w:firstLine="420"/>
+        <w:rPr>
+          <w:lang w:eastAsia="zh-CN"/>
+        </w:rPr>
+      </w:pPr>
       <w:r>
         <w:rPr>
           <w:rFonts w:ascii="微软雅黑" w:eastAsia="微软雅黑" w:hAnsi="微软雅黑"/>
           <w:lang w:eastAsia="zh-CN"/>
         </w:rPr>
-        <w:t>"亿元楼宇"</w:t>
+        <w:t>（5）而在白云，以腾达中心、远景中心为代表的"亿元楼宇"正在成为创新企业的集聚高地，这些企业正以新思维驱动新动能，不仅让白云的发展底色更厚、成色更足，更为台州从制造迈向智造贡献了不可或缺的"白云力量"。</w:t>
       </w:r>
-      <w:proofErr w:type="gramEnd"/>
-      <w:r>
-        <w:rPr>
-          <w:rFonts w:ascii="微软雅黑" w:eastAsia="微软雅黑" w:hAnsi="微软雅黑"/>
-          <w:lang w:eastAsia="zh-CN"/>
-        </w:rPr>
-        <w:t>正在成为创新企业的集聚高地，这些企业正以新思维驱动新动能，不仅让白云的发展底色更厚、成色更足，更为台州从制造迈向智造贡献了不可或缺的</w:t>
-      </w:r>
-      <w:proofErr w:type="gramStart"/>
-      <w:r>
-        <w:rPr>
-          <w:rFonts w:ascii="微软雅黑" w:eastAsia="微软雅黑" w:hAnsi="微软雅黑"/>
-          <w:lang w:eastAsia="zh-CN"/>
-        </w:rPr>
-        <w:t>"白云力量"。</w:t>
-      </w:r>
-      <w:proofErr w:type="gramEnd"/>
     </w:p>
     <w:p>
       <w:pPr>
@@ -880,39 +628,7 @@
           <w:rFonts w:ascii="微软雅黑" w:eastAsia="微软雅黑" w:hAnsi="微软雅黑"/>
           <w:lang w:eastAsia="zh-CN"/>
         </w:rPr>
-        <w:t>（2）他们不怕苦不怕累，开荒种地、修路建房，用双手把荒岛变成了东海明珠，也孕育出了</w:t>
-      </w:r>
-      <w:proofErr w:type="gramStart"/>
-      <w:r>
-        <w:rPr>
-          <w:rFonts w:ascii="微软雅黑" w:eastAsia="微软雅黑" w:hAnsi="微软雅黑"/>
-          <w:lang w:eastAsia="zh-CN"/>
-        </w:rPr>
-        <w:t>"艰苦</w:t>
-      </w:r>
-      <w:proofErr w:type="gramEnd"/>
-      <w:r>
-        <w:rPr>
-          <w:rFonts w:ascii="微软雅黑" w:eastAsia="微软雅黑" w:hAnsi="微软雅黑"/>
-          <w:lang w:eastAsia="zh-CN"/>
-        </w:rPr>
-        <w:t>创业 奋发图强 无私奉献 开拓</w:t>
-      </w:r>
-      <w:proofErr w:type="gramStart"/>
-      <w:r>
-        <w:rPr>
-          <w:rFonts w:ascii="微软雅黑" w:eastAsia="微软雅黑" w:hAnsi="微软雅黑"/>
-          <w:lang w:eastAsia="zh-CN"/>
-        </w:rPr>
-        <w:t>创新"</w:t>
-      </w:r>
-      <w:proofErr w:type="gramEnd"/>
-      <w:r>
-        <w:rPr>
-          <w:rFonts w:ascii="微软雅黑" w:eastAsia="微软雅黑" w:hAnsi="微软雅黑"/>
-          <w:lang w:eastAsia="zh-CN"/>
-        </w:rPr>
-        <w:t>台州城市精神—大陈岛垦荒精神。</w:t>
+        <w:t>（2）他们不怕苦不怕累，开荒种地、修路建房，用双手把荒岛变成了东海明珠，也孕育出了"艰苦创业 奋发图强 无私奉献 开拓创新"台州城市精神—大陈岛垦荒精神。</w:t>
       </w:r>
     </w:p>
     <w:p>
@@ -927,119 +643,7 @@
           <w:rFonts w:ascii="微软雅黑" w:eastAsia="微软雅黑" w:hAnsi="微软雅黑"/>
           <w:lang w:eastAsia="zh-CN"/>
         </w:rPr>
-        <w:t>（3）我们白云街道也有个招牌项目叫大陈岛垦荒实践营，</w:t>
-      </w:r>
-      <w:proofErr w:type="gramStart"/>
-      <w:r>
-        <w:rPr>
-          <w:rFonts w:ascii="微软雅黑" w:eastAsia="微软雅黑" w:hAnsi="微软雅黑"/>
-          <w:lang w:eastAsia="zh-CN"/>
-        </w:rPr>
-        <w:t>"追</w:t>
-      </w:r>
-      <w:proofErr w:type="gramEnd"/>
-      <w:r>
-        <w:rPr>
-          <w:rFonts w:ascii="微软雅黑" w:eastAsia="微软雅黑" w:hAnsi="微软雅黑"/>
-          <w:lang w:eastAsia="zh-CN"/>
-        </w:rPr>
-        <w:t>光</w:t>
-      </w:r>
-      <w:proofErr w:type="gramStart"/>
-      <w:r>
-        <w:rPr>
-          <w:rFonts w:ascii="微软雅黑" w:eastAsia="微软雅黑" w:hAnsi="微软雅黑"/>
-          <w:lang w:eastAsia="zh-CN"/>
-        </w:rPr>
-        <w:t>少年"</w:t>
-      </w:r>
-      <w:proofErr w:type="gramEnd"/>
-      <w:r>
-        <w:rPr>
-          <w:rFonts w:ascii="微软雅黑" w:eastAsia="微软雅黑" w:hAnsi="微软雅黑"/>
-          <w:lang w:eastAsia="zh-CN"/>
-        </w:rPr>
-        <w:t>是我们街道垦荒实践营第四个垦荒少年系列，从去年寒假的</w:t>
-      </w:r>
-      <w:proofErr w:type="gramStart"/>
-      <w:r>
-        <w:rPr>
-          <w:rFonts w:ascii="微软雅黑" w:eastAsia="微软雅黑" w:hAnsi="微软雅黑"/>
-          <w:lang w:eastAsia="zh-CN"/>
-        </w:rPr>
-        <w:t>"海岛行"，</w:t>
-      </w:r>
-      <w:proofErr w:type="gramEnd"/>
-      <w:r>
-        <w:rPr>
-          <w:rFonts w:ascii="微软雅黑" w:eastAsia="微软雅黑" w:hAnsi="微软雅黑"/>
-          <w:lang w:eastAsia="zh-CN"/>
-        </w:rPr>
-        <w:t>到暑假的</w:t>
-      </w:r>
-      <w:proofErr w:type="gramStart"/>
-      <w:r>
-        <w:rPr>
-          <w:rFonts w:ascii="微软雅黑" w:eastAsia="微软雅黑" w:hAnsi="微软雅黑"/>
-          <w:lang w:eastAsia="zh-CN"/>
-        </w:rPr>
-        <w:t>"两</w:t>
-      </w:r>
-      <w:proofErr w:type="gramEnd"/>
-      <w:r>
-        <w:rPr>
-          <w:rFonts w:ascii="微软雅黑" w:eastAsia="微软雅黑" w:hAnsi="微软雅黑"/>
-          <w:lang w:eastAsia="zh-CN"/>
-        </w:rPr>
-        <w:t>山</w:t>
-      </w:r>
-      <w:proofErr w:type="gramStart"/>
-      <w:r>
-        <w:rPr>
-          <w:rFonts w:ascii="微软雅黑" w:eastAsia="微软雅黑" w:hAnsi="微软雅黑"/>
-          <w:lang w:eastAsia="zh-CN"/>
-        </w:rPr>
-        <w:t>行"，</w:t>
-      </w:r>
-      <w:proofErr w:type="gramEnd"/>
-      <w:r>
-        <w:rPr>
-          <w:rFonts w:ascii="微软雅黑" w:eastAsia="微软雅黑" w:hAnsi="微软雅黑"/>
-          <w:lang w:eastAsia="zh-CN"/>
-        </w:rPr>
-        <w:t>再到今年暑期的</w:t>
-      </w:r>
-      <w:proofErr w:type="gramStart"/>
-      <w:r>
-        <w:rPr>
-          <w:rFonts w:ascii="微软雅黑" w:eastAsia="微软雅黑" w:hAnsi="微软雅黑"/>
-          <w:lang w:eastAsia="zh-CN"/>
-        </w:rPr>
-        <w:t>"智</w:t>
-      </w:r>
-      <w:proofErr w:type="gramEnd"/>
-      <w:r>
-        <w:rPr>
-          <w:rFonts w:ascii="微软雅黑" w:eastAsia="微软雅黑" w:hAnsi="微软雅黑"/>
-          <w:lang w:eastAsia="zh-CN"/>
-        </w:rPr>
-        <w:t>造</w:t>
-      </w:r>
-      <w:proofErr w:type="gramStart"/>
-      <w:r>
-        <w:rPr>
-          <w:rFonts w:ascii="微软雅黑" w:eastAsia="微软雅黑" w:hAnsi="微软雅黑"/>
-          <w:lang w:eastAsia="zh-CN"/>
-        </w:rPr>
-        <w:t>行"，</w:t>
-      </w:r>
-      <w:proofErr w:type="gramEnd"/>
-      <w:r>
-        <w:rPr>
-          <w:rFonts w:ascii="微软雅黑" w:eastAsia="微软雅黑" w:hAnsi="微软雅黑"/>
-          <w:lang w:eastAsia="zh-CN"/>
-        </w:rPr>
-        <w:t>每一次主题的迭代都是在开拓创新，让每一个参加实践营对垦荒精神都有新的理解。</w:t>
+        <w:t>（3）我们白云街道也有个招牌项目叫大陈岛垦荒实践营，"追光少年"是我们街道垦荒实践营第四个垦荒少年系列，从去年寒假的"海岛行"，到暑假的"两山行"，再到今年暑期的"智造行"，每一次主题的迭代都是在开拓创新，让每一个参加实践营对垦荒精神都有新的理解。</w:t>
       </w:r>
     </w:p>
     <w:p>
@@ -1149,23 +753,7 @@
           <w:lang w:eastAsia="zh-CN"/>
         </w:rPr>
         <w:lastRenderedPageBreak/>
-        <w:t>（2）可能在若干年后，家家都有个全能管家，想啥来啥——早上睁眼窗帘自动开，厨房按你的健康需求配好早餐；出门无人小巴楼下等你，回家快递已经帮你签收；想爸妈？全息投影一秒</w:t>
-      </w:r>
-      <w:proofErr w:type="gramStart"/>
-      <w:r>
-        <w:rPr>
-          <w:rFonts w:ascii="微软雅黑" w:eastAsia="微软雅黑" w:hAnsi="微软雅黑"/>
-          <w:lang w:eastAsia="zh-CN"/>
-        </w:rPr>
-        <w:t>"面对面"</w:t>
-      </w:r>
-      <w:proofErr w:type="gramEnd"/>
-      <w:r>
-        <w:rPr>
-          <w:rFonts w:ascii="微软雅黑" w:eastAsia="微软雅黑" w:hAnsi="微软雅黑"/>
-          <w:lang w:eastAsia="zh-CN"/>
-        </w:rPr>
-        <w:t>！</w:t>
+        <w:t>（2）可能在若干年后，家家都有个全能管家，想啥来啥——早上睁眼窗帘自动开，厨房按你的健康需求配好早餐；出门无人小巴楼下等你，回家快递已经帮你签收；想爸妈？全息投影一秒"面对面"！</w:t>
       </w:r>
     </w:p>
     <w:p>
@@ -1180,23 +768,7 @@
           <w:rFonts w:ascii="微软雅黑" w:eastAsia="微软雅黑" w:hAnsi="微软雅黑"/>
           <w:lang w:eastAsia="zh-CN"/>
         </w:rPr>
-        <w:t>（3）也许有一天，你在家里就能</w:t>
-      </w:r>
-      <w:proofErr w:type="gramStart"/>
-      <w:r>
-        <w:rPr>
-          <w:rFonts w:ascii="微软雅黑" w:eastAsia="微软雅黑" w:hAnsi="微软雅黑"/>
-          <w:lang w:eastAsia="zh-CN"/>
-        </w:rPr>
-        <w:t>"走进"</w:t>
-      </w:r>
-      <w:proofErr w:type="gramEnd"/>
-      <w:r>
-        <w:rPr>
-          <w:rFonts w:ascii="微软雅黑" w:eastAsia="微软雅黑" w:hAnsi="微软雅黑"/>
-          <w:lang w:eastAsia="zh-CN"/>
-        </w:rPr>
-        <w:t>博物馆参观呢！</w:t>
+        <w:t>（3）也许有一天，你在家里就能"走进"博物馆参观呢！</w:t>
       </w:r>
     </w:p>
     <w:p>
@@ -1352,23 +924,7 @@
           <w:rFonts w:ascii="微软雅黑" w:eastAsia="微软雅黑" w:hAnsi="微软雅黑"/>
           <w:lang w:eastAsia="zh-CN"/>
         </w:rPr>
-        <w:t>（1）知道知道！这可是白云街道超有名的</w:t>
-      </w:r>
-      <w:proofErr w:type="gramStart"/>
-      <w:r>
-        <w:rPr>
-          <w:rFonts w:ascii="微软雅黑" w:eastAsia="微软雅黑" w:hAnsi="微软雅黑"/>
-          <w:lang w:eastAsia="zh-CN"/>
-        </w:rPr>
-        <w:t>"垦荒少年"</w:t>
-      </w:r>
-      <w:proofErr w:type="gramEnd"/>
-      <w:r>
-        <w:rPr>
-          <w:rFonts w:ascii="微软雅黑" w:eastAsia="微软雅黑" w:hAnsi="微软雅黑"/>
-          <w:lang w:eastAsia="zh-CN"/>
-        </w:rPr>
-        <w:t>成长基地！</w:t>
+        <w:t>（1）知道知道！这可是白云街道超有名的"垦荒少年"成长基地！</w:t>
       </w:r>
     </w:p>
     <w:p>
@@ -1460,39 +1016,7 @@
           <w:rFonts w:ascii="微软雅黑" w:eastAsia="微软雅黑" w:hAnsi="微软雅黑"/>
           <w:lang w:eastAsia="zh-CN"/>
         </w:rPr>
-        <w:t>（3）专门带大家学习</w:t>
-      </w:r>
-      <w:proofErr w:type="gramStart"/>
-      <w:r>
-        <w:rPr>
-          <w:rFonts w:ascii="微软雅黑" w:eastAsia="微软雅黑" w:hAnsi="微软雅黑"/>
-          <w:lang w:eastAsia="zh-CN"/>
-        </w:rPr>
-        <w:t>"艰苦</w:t>
-      </w:r>
-      <w:proofErr w:type="gramEnd"/>
-      <w:r>
-        <w:rPr>
-          <w:rFonts w:ascii="微软雅黑" w:eastAsia="微软雅黑" w:hAnsi="微软雅黑"/>
-          <w:lang w:eastAsia="zh-CN"/>
-        </w:rPr>
-        <w:t>创业、奋发图强、无私奉献、开拓</w:t>
-      </w:r>
-      <w:proofErr w:type="gramStart"/>
-      <w:r>
-        <w:rPr>
-          <w:rFonts w:ascii="微软雅黑" w:eastAsia="微软雅黑" w:hAnsi="微软雅黑"/>
-          <w:lang w:eastAsia="zh-CN"/>
-        </w:rPr>
-        <w:t>创新"</w:t>
-      </w:r>
-      <w:proofErr w:type="gramEnd"/>
-      <w:r>
-        <w:rPr>
-          <w:rFonts w:ascii="微软雅黑" w:eastAsia="微软雅黑" w:hAnsi="微软雅黑"/>
-          <w:lang w:eastAsia="zh-CN"/>
-        </w:rPr>
-        <w:t>的十六字垦荒精神，超有意义！</w:t>
+        <w:t>（3）专门带大家学习"艰苦创业、奋发图强、无私奉献、开拓创新"的十六字垦荒精神，超有意义！</w:t>
       </w:r>
     </w:p>
     <w:p>
@@ -1507,7 +1031,21 @@
           <w:rFonts w:ascii="微软雅黑" w:eastAsia="微软雅黑" w:hAnsi="微软雅黑"/>
           <w:lang w:eastAsia="zh-CN"/>
         </w:rPr>
-        <w:t>（4）实践营大本营在云海社区哦！只要你是白云街道的用户，都能报名参加！</w:t>
+        <w:t>（4）实践营大本营在云海社区哦！只要你是白云街道的</w:t>
+      </w:r>
+      <w:r>
+        <w:rPr>
+          <w:rFonts w:ascii="微软雅黑" w:eastAsia="微软雅黑" w:hAnsi="微软雅黑" w:hint="eastAsia"/>
+          <w:lang w:eastAsia="zh-CN"/>
+        </w:rPr>
+        <w:t>少年儿童</w:t>
+      </w:r>
+      <w:r>
+        <w:rPr>
+          <w:rFonts w:ascii="微软雅黑" w:eastAsia="微软雅黑" w:hAnsi="微软雅黑"/>
+          <w:lang w:eastAsia="zh-CN"/>
+        </w:rPr>
+        <w:t>，都能报名参加！</w:t>
       </w:r>
     </w:p>
     <w:p>
@@ -1570,39 +1108,7 @@
           <w:rFonts w:ascii="微软雅黑" w:eastAsia="微软雅黑" w:hAnsi="微软雅黑"/>
           <w:lang w:eastAsia="zh-CN"/>
         </w:rPr>
-        <w:t>（1）活动多到数不清！有陆岛联动研学、环保小卫士行动、手工创作、3D打印、模拟垦荒挑战、</w:t>
-      </w:r>
-      <w:proofErr w:type="gramStart"/>
-      <w:r>
-        <w:rPr>
-          <w:rFonts w:ascii="微软雅黑" w:eastAsia="微软雅黑" w:hAnsi="微软雅黑"/>
-          <w:lang w:eastAsia="zh-CN"/>
-        </w:rPr>
-        <w:t>"创业</w:t>
-      </w:r>
-      <w:proofErr w:type="gramEnd"/>
-      <w:r>
-        <w:rPr>
-          <w:rFonts w:ascii="微软雅黑" w:eastAsia="微软雅黑" w:hAnsi="微软雅黑"/>
-          <w:lang w:eastAsia="zh-CN"/>
-        </w:rPr>
-        <w:t>小达</w:t>
-      </w:r>
-      <w:proofErr w:type="gramStart"/>
-      <w:r>
-        <w:rPr>
-          <w:rFonts w:ascii="微软雅黑" w:eastAsia="微软雅黑" w:hAnsi="微软雅黑"/>
-          <w:lang w:eastAsia="zh-CN"/>
-        </w:rPr>
-        <w:t>人"</w:t>
-      </w:r>
-      <w:proofErr w:type="gramEnd"/>
-      <w:r>
-        <w:rPr>
-          <w:rFonts w:ascii="微软雅黑" w:eastAsia="微软雅黑" w:hAnsi="微软雅黑"/>
-          <w:lang w:eastAsia="zh-CN"/>
-        </w:rPr>
-        <w:t>挑战等，</w:t>
+        <w:t>（1）活动多到数不清！有陆岛联动研学、环保小卫士行动、手工创作、3D打印、模拟垦荒挑战、"创业小达人"挑战等，</w:t>
       </w:r>
     </w:p>
     <w:p>
@@ -1617,23 +1123,7 @@
           <w:rFonts w:ascii="微软雅黑" w:eastAsia="微软雅黑" w:hAnsi="微软雅黑"/>
           <w:lang w:eastAsia="zh-CN"/>
         </w:rPr>
-        <w:t>（2）还有和老垦荒队员爷爷奶奶聊天的</w:t>
-      </w:r>
-      <w:proofErr w:type="gramStart"/>
-      <w:r>
-        <w:rPr>
-          <w:rFonts w:ascii="微软雅黑" w:eastAsia="微软雅黑" w:hAnsi="微软雅黑"/>
-          <w:lang w:eastAsia="zh-CN"/>
-        </w:rPr>
-        <w:t>"代际对话"，</w:t>
-      </w:r>
-      <w:proofErr w:type="gramEnd"/>
-      <w:r>
-        <w:rPr>
-          <w:rFonts w:ascii="微软雅黑" w:eastAsia="微软雅黑" w:hAnsi="微软雅黑"/>
-          <w:lang w:eastAsia="zh-CN"/>
-        </w:rPr>
-        <w:t>每一个都超有意思！</w:t>
+        <w:t>（2）还有和老垦荒队员爷爷奶奶聊天的"代际对话"，每一个都超有意思！</w:t>
       </w:r>
     </w:p>
     <w:p>
@@ -1648,87 +1138,7 @@
           <w:rFonts w:ascii="微软雅黑" w:eastAsia="微软雅黑" w:hAnsi="微软雅黑"/>
           <w:lang w:eastAsia="zh-CN"/>
         </w:rPr>
-        <w:t>（3）就像</w:t>
-      </w:r>
-      <w:proofErr w:type="gramStart"/>
-      <w:r>
-        <w:rPr>
-          <w:rFonts w:ascii="微软雅黑" w:eastAsia="微软雅黑" w:hAnsi="微软雅黑"/>
-          <w:lang w:eastAsia="zh-CN"/>
-        </w:rPr>
-        <w:t>"追</w:t>
-      </w:r>
-      <w:proofErr w:type="gramEnd"/>
-      <w:r>
-        <w:rPr>
-          <w:rFonts w:ascii="微软雅黑" w:eastAsia="微软雅黑" w:hAnsi="微软雅黑"/>
-          <w:lang w:eastAsia="zh-CN"/>
-        </w:rPr>
-        <w:t>光</w:t>
-      </w:r>
-      <w:proofErr w:type="gramStart"/>
-      <w:r>
-        <w:rPr>
-          <w:rFonts w:ascii="微软雅黑" w:eastAsia="微软雅黑" w:hAnsi="微软雅黑"/>
-          <w:lang w:eastAsia="zh-CN"/>
-        </w:rPr>
-        <w:t>少年"</w:t>
-      </w:r>
-      <w:proofErr w:type="gramEnd"/>
-      <w:r>
-        <w:rPr>
-          <w:rFonts w:ascii="微软雅黑" w:eastAsia="微软雅黑" w:hAnsi="微软雅黑"/>
-          <w:lang w:eastAsia="zh-CN"/>
-        </w:rPr>
-        <w:t>系列活动就特别有意义：在</w:t>
-      </w:r>
-      <w:proofErr w:type="gramStart"/>
-      <w:r>
-        <w:rPr>
-          <w:rFonts w:ascii="微软雅黑" w:eastAsia="微软雅黑" w:hAnsi="微软雅黑"/>
-          <w:lang w:eastAsia="zh-CN"/>
-        </w:rPr>
-        <w:t>"海岛行"</w:t>
-      </w:r>
-      <w:proofErr w:type="gramEnd"/>
-      <w:r>
-        <w:rPr>
-          <w:rFonts w:ascii="微软雅黑" w:eastAsia="微软雅黑" w:hAnsi="微软雅黑"/>
-          <w:lang w:eastAsia="zh-CN"/>
-        </w:rPr>
-        <w:t>时，小营员们重走垦荒路，去甲午岩看</w:t>
-      </w:r>
-      <w:proofErr w:type="gramStart"/>
-      <w:r>
-        <w:rPr>
-          <w:rFonts w:ascii="微软雅黑" w:eastAsia="微软雅黑" w:hAnsi="微软雅黑"/>
-          <w:lang w:eastAsia="zh-CN"/>
-        </w:rPr>
-        <w:t>"东海</w:t>
-      </w:r>
-      <w:proofErr w:type="gramEnd"/>
-      <w:r>
-        <w:rPr>
-          <w:rFonts w:ascii="微软雅黑" w:eastAsia="微软雅黑" w:hAnsi="微软雅黑"/>
-          <w:lang w:eastAsia="zh-CN"/>
-        </w:rPr>
-        <w:t>第一大</w:t>
-      </w:r>
-      <w:proofErr w:type="gramStart"/>
-      <w:r>
-        <w:rPr>
-          <w:rFonts w:ascii="微软雅黑" w:eastAsia="微软雅黑" w:hAnsi="微软雅黑"/>
-          <w:lang w:eastAsia="zh-CN"/>
-        </w:rPr>
-        <w:t>盆景"，</w:t>
-      </w:r>
-      <w:proofErr w:type="gramEnd"/>
-      <w:r>
-        <w:rPr>
-          <w:rFonts w:ascii="微软雅黑" w:eastAsia="微软雅黑" w:hAnsi="微软雅黑"/>
-          <w:lang w:eastAsia="zh-CN"/>
-        </w:rPr>
-        <w:t>在垦荒田园采摘青菜，还能自己动手做香喷喷的垦荒餐；</w:t>
+        <w:t>（3）就像"追光少年"系列活动就特别有意义：在"海岛行"时，小营员们重走垦荒路，去甲午岩看"东海第一大盆景"，在垦荒田园采摘青菜，还能自己动手做香喷喷的垦荒餐；</w:t>
       </w:r>
     </w:p>
     <w:p>
@@ -1743,71 +1153,7 @@
           <w:rFonts w:ascii="微软雅黑" w:eastAsia="微软雅黑" w:hAnsi="微软雅黑"/>
           <w:lang w:eastAsia="zh-CN"/>
         </w:rPr>
-        <w:t>（4）在</w:t>
-      </w:r>
-      <w:proofErr w:type="gramStart"/>
-      <w:r>
-        <w:rPr>
-          <w:rFonts w:ascii="微软雅黑" w:eastAsia="微软雅黑" w:hAnsi="微软雅黑"/>
-          <w:lang w:eastAsia="zh-CN"/>
-        </w:rPr>
-        <w:t>"两</w:t>
-      </w:r>
-      <w:proofErr w:type="gramEnd"/>
-      <w:r>
-        <w:rPr>
-          <w:rFonts w:ascii="微软雅黑" w:eastAsia="微软雅黑" w:hAnsi="微软雅黑"/>
-          <w:lang w:eastAsia="zh-CN"/>
-        </w:rPr>
-        <w:t>山</w:t>
-      </w:r>
-      <w:proofErr w:type="gramStart"/>
-      <w:r>
-        <w:rPr>
-          <w:rFonts w:ascii="微软雅黑" w:eastAsia="微软雅黑" w:hAnsi="微软雅黑"/>
-          <w:lang w:eastAsia="zh-CN"/>
-        </w:rPr>
-        <w:t>行"</w:t>
-      </w:r>
-      <w:proofErr w:type="gramEnd"/>
-      <w:r>
-        <w:rPr>
-          <w:rFonts w:ascii="微软雅黑" w:eastAsia="微软雅黑" w:hAnsi="微软雅黑"/>
-          <w:lang w:eastAsia="zh-CN"/>
-        </w:rPr>
-        <w:t>时，大家会当</w:t>
-      </w:r>
-      <w:proofErr w:type="gramStart"/>
-      <w:r>
-        <w:rPr>
-          <w:rFonts w:ascii="微软雅黑" w:eastAsia="微软雅黑" w:hAnsi="微软雅黑"/>
-          <w:lang w:eastAsia="zh-CN"/>
-        </w:rPr>
-        <w:t>"小</w:t>
-      </w:r>
-      <w:proofErr w:type="gramEnd"/>
-      <w:r>
-        <w:rPr>
-          <w:rFonts w:ascii="微软雅黑" w:eastAsia="微软雅黑" w:hAnsi="微软雅黑"/>
-          <w:lang w:eastAsia="zh-CN"/>
-        </w:rPr>
-        <w:t>小生态</w:t>
-      </w:r>
-      <w:proofErr w:type="gramStart"/>
-      <w:r>
-        <w:rPr>
-          <w:rFonts w:ascii="微软雅黑" w:eastAsia="微软雅黑" w:hAnsi="微软雅黑"/>
-          <w:lang w:eastAsia="zh-CN"/>
-        </w:rPr>
-        <w:t>观察员"，</w:t>
-      </w:r>
-      <w:proofErr w:type="gramEnd"/>
-      <w:r>
-        <w:rPr>
-          <w:rFonts w:ascii="微软雅黑" w:eastAsia="微软雅黑" w:hAnsi="微软雅黑"/>
-          <w:lang w:eastAsia="zh-CN"/>
-        </w:rPr>
-        <w:t>去海洋世界认识神奇的海洋生物，去河道检测水质变化，超有成就感！</w:t>
+        <w:t>（4）在"两山行"时，大家会当"小小生态观察员"，去海洋世界认识神奇的海洋生物，去河道检测水质变化，超有成就感！</w:t>
       </w:r>
     </w:p>
     <w:p>
@@ -1854,39 +1200,7 @@
           <w:rFonts w:ascii="微软雅黑" w:eastAsia="微软雅黑" w:hAnsi="微软雅黑"/>
           <w:lang w:eastAsia="zh-CN"/>
         </w:rPr>
-        <w:t>（1）关注白云街道的公众号和社区通知，新一期</w:t>
-      </w:r>
-      <w:proofErr w:type="gramStart"/>
-      <w:r>
-        <w:rPr>
-          <w:rFonts w:ascii="微软雅黑" w:eastAsia="微软雅黑" w:hAnsi="微软雅黑"/>
-          <w:lang w:eastAsia="zh-CN"/>
-        </w:rPr>
-        <w:t>"追</w:t>
-      </w:r>
-      <w:proofErr w:type="gramEnd"/>
-      <w:r>
-        <w:rPr>
-          <w:rFonts w:ascii="微软雅黑" w:eastAsia="微软雅黑" w:hAnsi="微软雅黑"/>
-          <w:lang w:eastAsia="zh-CN"/>
-        </w:rPr>
-        <w:t>光少年·智造</w:t>
-      </w:r>
-      <w:proofErr w:type="gramStart"/>
-      <w:r>
-        <w:rPr>
-          <w:rFonts w:ascii="微软雅黑" w:eastAsia="微软雅黑" w:hAnsi="微软雅黑"/>
-          <w:lang w:eastAsia="zh-CN"/>
-        </w:rPr>
-        <w:t>行"</w:t>
-      </w:r>
-      <w:proofErr w:type="gramEnd"/>
-      <w:r>
-        <w:rPr>
-          <w:rFonts w:ascii="微软雅黑" w:eastAsia="微软雅黑" w:hAnsi="微软雅黑"/>
-          <w:lang w:eastAsia="zh-CN"/>
-        </w:rPr>
-        <w:t>很快就会开营！</w:t>
+        <w:t>（1）关注白云街道的公众号和社区通知，新一期"追光少年·智造行"很快就会开营！</w:t>
       </w:r>
     </w:p>
     <w:p>
@@ -1917,27 +1231,7 @@
           <w:color w:val="1F497D"/>
           <w:lang w:eastAsia="zh-CN"/>
         </w:rPr>
-        <w:t>Q5：用一句话解释什么是</w:t>
-      </w:r>
-      <w:proofErr w:type="gramStart"/>
-      <w:r>
-        <w:rPr>
-          <w:rFonts w:ascii="微软雅黑" w:eastAsia="微软雅黑" w:hAnsi="微软雅黑"/>
-          <w:b/>
-          <w:color w:val="1F497D"/>
-          <w:lang w:eastAsia="zh-CN"/>
-        </w:rPr>
-        <w:t>"垦荒精神"，</w:t>
-      </w:r>
-      <w:proofErr w:type="gramEnd"/>
-      <w:r>
-        <w:rPr>
-          <w:rFonts w:ascii="微软雅黑" w:eastAsia="微软雅黑" w:hAnsi="微软雅黑"/>
-          <w:b/>
-          <w:color w:val="1F497D"/>
-          <w:lang w:eastAsia="zh-CN"/>
-        </w:rPr>
-        <w:t>结合白云街道的故事</w:t>
+        <w:t>Q5：用一句话解释什么是"垦荒精神"，结合白云街道的故事</w:t>
       </w:r>
     </w:p>
     <w:p>
@@ -1968,67 +1262,26 @@
           <w:rFonts w:ascii="微软雅黑" w:eastAsia="微软雅黑" w:hAnsi="微软雅黑"/>
           <w:lang w:eastAsia="zh-CN"/>
         </w:rPr>
-        <w:t>（1）垦荒精神就是</w:t>
-      </w:r>
-      <w:proofErr w:type="gramStart"/>
-      <w:r>
-        <w:rPr>
-          <w:rFonts w:ascii="微软雅黑" w:eastAsia="微软雅黑" w:hAnsi="微软雅黑"/>
-          <w:lang w:eastAsia="zh-CN"/>
-        </w:rPr>
-        <w:t>"艰苦</w:t>
-      </w:r>
-      <w:proofErr w:type="gramEnd"/>
-      <w:r>
-        <w:rPr>
-          <w:rFonts w:ascii="微软雅黑" w:eastAsia="微软雅黑" w:hAnsi="微软雅黑"/>
-          <w:lang w:eastAsia="zh-CN"/>
-        </w:rPr>
-        <w:t>创业、奋发图强、无私奉献、开拓</w:t>
-      </w:r>
-      <w:proofErr w:type="gramStart"/>
-      <w:r>
-        <w:rPr>
-          <w:rFonts w:ascii="微软雅黑" w:eastAsia="微软雅黑" w:hAnsi="微软雅黑"/>
-          <w:lang w:eastAsia="zh-CN"/>
-        </w:rPr>
-        <w:t>创新"。</w:t>
-      </w:r>
-      <w:proofErr w:type="gramEnd"/>
-    </w:p>
-    <w:p>
-      <w:pPr>
-        <w:ind w:firstLine="420"/>
-        <w:rPr>
-          <w:lang w:eastAsia="zh-CN"/>
-        </w:rPr>
-      </w:pPr>
-      <w:r>
-        <w:rPr>
-          <w:rFonts w:ascii="微软雅黑" w:eastAsia="微软雅黑" w:hAnsi="微软雅黑"/>
-          <w:lang w:eastAsia="zh-CN"/>
-        </w:rPr>
-        <w:t>（2）比如我们白云街道云健社区的志愿者爷爷奶奶，年纪大了还每天支起"银龄</w:t>
-      </w:r>
-      <w:proofErr w:type="gramStart"/>
-      <w:r>
-        <w:rPr>
-          <w:rFonts w:ascii="微软雅黑" w:eastAsia="微软雅黑" w:hAnsi="微软雅黑"/>
-          <w:lang w:eastAsia="zh-CN"/>
-        </w:rPr>
-        <w:t>茶摊"</w:t>
-      </w:r>
-      <w:proofErr w:type="gramEnd"/>
-      <w:r>
-        <w:rPr>
-          <w:rFonts w:ascii="微软雅黑" w:eastAsia="微软雅黑" w:hAnsi="微软雅黑"/>
-          <w:lang w:eastAsia="zh-CN"/>
-        </w:rPr>
-        <w:t>照顾独居老人，这就是无私奉献的最好体现！</w:t>
+        <w:t>（1）垦荒精神就是"艰苦创业、奋发图强、无私奉献、开拓创新"。</w:t>
       </w:r>
     </w:p>
     <w:p>
       <w:pPr>
+        <w:ind w:firstLine="420"/>
+        <w:rPr>
+          <w:lang w:eastAsia="zh-CN"/>
+        </w:rPr>
+      </w:pPr>
+      <w:r>
+        <w:rPr>
+          <w:rFonts w:ascii="微软雅黑" w:eastAsia="微软雅黑" w:hAnsi="微软雅黑"/>
+          <w:lang w:eastAsia="zh-CN"/>
+        </w:rPr>
+        <w:t>（2）比如我们白云街道云健社区的志愿者爷爷奶奶，年纪大了还每天支起"银龄茶摊"照顾独居老人，这就是无私奉献的最好体现！</w:t>
+      </w:r>
+    </w:p>
+    <w:p>
+      <w:pPr>
         <w:rPr>
           <w:lang w:eastAsia="zh-CN"/>
         </w:rPr>
@@ -2040,147 +1293,7 @@
           <w:color w:val="1F497D"/>
           <w:lang w:eastAsia="zh-CN"/>
         </w:rPr>
-        <w:t>Q6：</w:t>
-      </w:r>
-      <w:proofErr w:type="gramStart"/>
-      <w:r>
-        <w:rPr>
-          <w:rFonts w:ascii="微软雅黑" w:eastAsia="微软雅黑" w:hAnsi="微软雅黑"/>
-          <w:b/>
-          <w:color w:val="1F497D"/>
-          <w:lang w:eastAsia="zh-CN"/>
-        </w:rPr>
-        <w:t>"追</w:t>
-      </w:r>
-      <w:proofErr w:type="gramEnd"/>
-      <w:r>
-        <w:rPr>
-          <w:rFonts w:ascii="微软雅黑" w:eastAsia="微软雅黑" w:hAnsi="微软雅黑"/>
-          <w:b/>
-          <w:color w:val="1F497D"/>
-          <w:lang w:eastAsia="zh-CN"/>
-        </w:rPr>
-        <w:t>光</w:t>
-      </w:r>
-      <w:proofErr w:type="gramStart"/>
-      <w:r>
-        <w:rPr>
-          <w:rFonts w:ascii="微软雅黑" w:eastAsia="微软雅黑" w:hAnsi="微软雅黑"/>
-          <w:b/>
-          <w:color w:val="1F497D"/>
-          <w:lang w:eastAsia="zh-CN"/>
-        </w:rPr>
-        <w:t>少年"</w:t>
-      </w:r>
-      <w:proofErr w:type="gramEnd"/>
-      <w:r>
-        <w:rPr>
-          <w:rFonts w:ascii="微软雅黑" w:eastAsia="微软雅黑" w:hAnsi="微软雅黑"/>
-          <w:b/>
-          <w:color w:val="1F497D"/>
-          <w:lang w:eastAsia="zh-CN"/>
-        </w:rPr>
-        <w:t>是我们街道垦荒实践营第四个垦荒少年系列，从去年寒假的</w:t>
-      </w:r>
-      <w:proofErr w:type="gramStart"/>
-      <w:r>
-        <w:rPr>
-          <w:rFonts w:ascii="微软雅黑" w:eastAsia="微软雅黑" w:hAnsi="微软雅黑"/>
-          <w:b/>
-          <w:color w:val="1F497D"/>
-          <w:lang w:eastAsia="zh-CN"/>
-        </w:rPr>
-        <w:t>"海岛行"，</w:t>
-      </w:r>
-      <w:proofErr w:type="gramEnd"/>
-      <w:r>
-        <w:rPr>
-          <w:rFonts w:ascii="微软雅黑" w:eastAsia="微软雅黑" w:hAnsi="微软雅黑"/>
-          <w:b/>
-          <w:color w:val="1F497D"/>
-          <w:lang w:eastAsia="zh-CN"/>
-        </w:rPr>
-        <w:t>到暑假的</w:t>
-      </w:r>
-      <w:proofErr w:type="gramStart"/>
-      <w:r>
-        <w:rPr>
-          <w:rFonts w:ascii="微软雅黑" w:eastAsia="微软雅黑" w:hAnsi="微软雅黑"/>
-          <w:b/>
-          <w:color w:val="1F497D"/>
-          <w:lang w:eastAsia="zh-CN"/>
-        </w:rPr>
-        <w:t>"两</w:t>
-      </w:r>
-      <w:proofErr w:type="gramEnd"/>
-      <w:r>
-        <w:rPr>
-          <w:rFonts w:ascii="微软雅黑" w:eastAsia="微软雅黑" w:hAnsi="微软雅黑"/>
-          <w:b/>
-          <w:color w:val="1F497D"/>
-          <w:lang w:eastAsia="zh-CN"/>
-        </w:rPr>
-        <w:t>山</w:t>
-      </w:r>
-      <w:proofErr w:type="gramStart"/>
-      <w:r>
-        <w:rPr>
-          <w:rFonts w:ascii="微软雅黑" w:eastAsia="微软雅黑" w:hAnsi="微软雅黑"/>
-          <w:b/>
-          <w:color w:val="1F497D"/>
-          <w:lang w:eastAsia="zh-CN"/>
-        </w:rPr>
-        <w:t>行"，</w:t>
-      </w:r>
-      <w:proofErr w:type="gramEnd"/>
-      <w:r>
-        <w:rPr>
-          <w:rFonts w:ascii="微软雅黑" w:eastAsia="微软雅黑" w:hAnsi="微软雅黑"/>
-          <w:b/>
-          <w:color w:val="1F497D"/>
-          <w:lang w:eastAsia="zh-CN"/>
-        </w:rPr>
-        <w:t>再到今年暑期的</w:t>
-      </w:r>
-      <w:proofErr w:type="gramStart"/>
-      <w:r>
-        <w:rPr>
-          <w:rFonts w:ascii="微软雅黑" w:eastAsia="微软雅黑" w:hAnsi="微软雅黑"/>
-          <w:b/>
-          <w:color w:val="1F497D"/>
-          <w:lang w:eastAsia="zh-CN"/>
-        </w:rPr>
-        <w:t>"智</w:t>
-      </w:r>
-      <w:proofErr w:type="gramEnd"/>
-      <w:r>
-        <w:rPr>
-          <w:rFonts w:ascii="微软雅黑" w:eastAsia="微软雅黑" w:hAnsi="微软雅黑"/>
-          <w:b/>
-          <w:color w:val="1F497D"/>
-          <w:lang w:eastAsia="zh-CN"/>
-        </w:rPr>
-        <w:t>造</w:t>
-      </w:r>
-      <w:proofErr w:type="gramStart"/>
-      <w:r>
-        <w:rPr>
-          <w:rFonts w:ascii="微软雅黑" w:eastAsia="微软雅黑" w:hAnsi="微软雅黑"/>
-          <w:b/>
-          <w:color w:val="1F497D"/>
-          <w:lang w:eastAsia="zh-CN"/>
-        </w:rPr>
-        <w:t>行"，</w:t>
-      </w:r>
-      <w:proofErr w:type="gramEnd"/>
-      <w:r>
-        <w:rPr>
-          <w:rFonts w:ascii="微软雅黑" w:eastAsia="微软雅黑" w:hAnsi="微软雅黑"/>
-          <w:b/>
-          <w:color w:val="1F497D"/>
-          <w:lang w:eastAsia="zh-CN"/>
-        </w:rPr>
-        <w:t>实践营的每一次主题变化说明了什么？</w:t>
+        <w:t>Q6："追光少年"是我们街道垦荒实践营第四个垦荒少年系列，从去年寒假的"海岛行"，到暑假的"两山行"，再到今年暑期的"智造行"，实践营的每一次主题变化说明了什么？</w:t>
       </w:r>
     </w:p>
     <w:p>
@@ -2227,87 +1340,7 @@
           <w:rFonts w:ascii="微软雅黑" w:eastAsia="微软雅黑" w:hAnsi="微软雅黑"/>
           <w:lang w:eastAsia="zh-CN"/>
         </w:rPr>
-        <w:t>（2）</w:t>
-      </w:r>
-      <w:proofErr w:type="gramStart"/>
-      <w:r>
-        <w:rPr>
-          <w:rFonts w:ascii="微软雅黑" w:eastAsia="微软雅黑" w:hAnsi="微软雅黑"/>
-          <w:lang w:eastAsia="zh-CN"/>
-        </w:rPr>
-        <w:t>"海岛行"</w:t>
-      </w:r>
-      <w:proofErr w:type="gramEnd"/>
-      <w:r>
-        <w:rPr>
-          <w:rFonts w:ascii="微软雅黑" w:eastAsia="微软雅黑" w:hAnsi="微软雅黑"/>
-          <w:lang w:eastAsia="zh-CN"/>
-        </w:rPr>
-        <w:t>是溯源红色根脉，</w:t>
-      </w:r>
-      <w:proofErr w:type="gramStart"/>
-      <w:r>
-        <w:rPr>
-          <w:rFonts w:ascii="微软雅黑" w:eastAsia="微软雅黑" w:hAnsi="微软雅黑"/>
-          <w:lang w:eastAsia="zh-CN"/>
-        </w:rPr>
-        <w:t>"两</w:t>
-      </w:r>
-      <w:proofErr w:type="gramEnd"/>
-      <w:r>
-        <w:rPr>
-          <w:rFonts w:ascii="微软雅黑" w:eastAsia="微软雅黑" w:hAnsi="微软雅黑"/>
-          <w:lang w:eastAsia="zh-CN"/>
-        </w:rPr>
-        <w:t>山</w:t>
-      </w:r>
-      <w:proofErr w:type="gramStart"/>
-      <w:r>
-        <w:rPr>
-          <w:rFonts w:ascii="微软雅黑" w:eastAsia="微软雅黑" w:hAnsi="微软雅黑"/>
-          <w:lang w:eastAsia="zh-CN"/>
-        </w:rPr>
-        <w:t>行"</w:t>
-      </w:r>
-      <w:proofErr w:type="gramEnd"/>
-      <w:r>
-        <w:rPr>
-          <w:rFonts w:ascii="微软雅黑" w:eastAsia="微软雅黑" w:hAnsi="微软雅黑"/>
-          <w:lang w:eastAsia="zh-CN"/>
-        </w:rPr>
-        <w:t>是践行生态文明，</w:t>
-      </w:r>
-      <w:proofErr w:type="gramStart"/>
-      <w:r>
-        <w:rPr>
-          <w:rFonts w:ascii="微软雅黑" w:eastAsia="微软雅黑" w:hAnsi="微软雅黑"/>
-          <w:lang w:eastAsia="zh-CN"/>
-        </w:rPr>
-        <w:t>"智</w:t>
-      </w:r>
-      <w:proofErr w:type="gramEnd"/>
-      <w:r>
-        <w:rPr>
-          <w:rFonts w:ascii="微软雅黑" w:eastAsia="微软雅黑" w:hAnsi="微软雅黑"/>
-          <w:lang w:eastAsia="zh-CN"/>
-        </w:rPr>
-        <w:t>造</w:t>
-      </w:r>
-      <w:proofErr w:type="gramStart"/>
-      <w:r>
-        <w:rPr>
-          <w:rFonts w:ascii="微软雅黑" w:eastAsia="微软雅黑" w:hAnsi="微软雅黑"/>
-          <w:lang w:eastAsia="zh-CN"/>
-        </w:rPr>
-        <w:t>行"</w:t>
-      </w:r>
-      <w:proofErr w:type="gramEnd"/>
-      <w:r>
-        <w:rPr>
-          <w:rFonts w:ascii="微软雅黑" w:eastAsia="微软雅黑" w:hAnsi="微软雅黑"/>
-          <w:lang w:eastAsia="zh-CN"/>
-        </w:rPr>
-        <w:t>是拥抱科技未来。</w:t>
+        <w:t>（2）"海岛行"是溯源红色根脉，"两山行"是践行生态文明，"智造行"是拥抱科技未来。</w:t>
       </w:r>
     </w:p>
     <w:p>
@@ -2322,17 +1355,8 @@
           <w:rFonts w:ascii="微软雅黑" w:eastAsia="微软雅黑" w:hAnsi="微软雅黑"/>
           <w:lang w:eastAsia="zh-CN"/>
         </w:rPr>
-        <w:t>（3）从海岛到工厂，从红色到绿色再到智造，每一次迭代都是</w:t>
+        <w:t>（3）从海岛到工厂，从红色到绿色再到智造，每一次迭代都是"开拓创新"。</w:t>
       </w:r>
-      <w:proofErr w:type="gramStart"/>
-      <w:r>
-        <w:rPr>
-          <w:rFonts w:ascii="微软雅黑" w:eastAsia="微软雅黑" w:hAnsi="微软雅黑"/>
-          <w:lang w:eastAsia="zh-CN"/>
-        </w:rPr>
-        <w:t>"开拓创新"。</w:t>
-      </w:r>
-      <w:proofErr w:type="gramEnd"/>
     </w:p>
     <w:p>
       <w:pPr>
@@ -2346,33 +1370,8 @@
           <w:rFonts w:ascii="微软雅黑" w:eastAsia="微软雅黑" w:hAnsi="微软雅黑"/>
           <w:lang w:eastAsia="zh-CN"/>
         </w:rPr>
-        <w:t>（4）垦荒精神从来不是重复过去，而是用不同的方式回答</w:t>
+        <w:t>（4）垦荒精神从来不是重复过去，而是用不同的方式回答"今天该怎么奋斗"。</w:t>
       </w:r>
-      <w:proofErr w:type="gramStart"/>
-      <w:r>
-        <w:rPr>
-          <w:rFonts w:ascii="微软雅黑" w:eastAsia="微软雅黑" w:hAnsi="微软雅黑"/>
-          <w:lang w:eastAsia="zh-CN"/>
-        </w:rPr>
-        <w:t>"今天</w:t>
-      </w:r>
-      <w:proofErr w:type="gramEnd"/>
-      <w:r>
-        <w:rPr>
-          <w:rFonts w:ascii="微软雅黑" w:eastAsia="微软雅黑" w:hAnsi="微软雅黑"/>
-          <w:lang w:eastAsia="zh-CN"/>
-        </w:rPr>
-        <w:t>该怎么</w:t>
-      </w:r>
-      <w:proofErr w:type="gramStart"/>
-      <w:r>
-        <w:rPr>
-          <w:rFonts w:ascii="微软雅黑" w:eastAsia="微软雅黑" w:hAnsi="微软雅黑"/>
-          <w:lang w:eastAsia="zh-CN"/>
-        </w:rPr>
-        <w:t>奋斗"。</w:t>
-      </w:r>
-      <w:proofErr w:type="gramEnd"/>
     </w:p>
     <w:p>
       <w:pPr>
@@ -2404,27 +1403,7 @@
           <w:color w:val="1F497D"/>
           <w:lang w:eastAsia="zh-CN"/>
         </w:rPr>
-        <w:t>Q7：云健社区的</w:t>
-      </w:r>
-      <w:proofErr w:type="gramStart"/>
-      <w:r>
-        <w:rPr>
-          <w:rFonts w:ascii="微软雅黑" w:eastAsia="微软雅黑" w:hAnsi="微软雅黑"/>
-          <w:b/>
-          <w:color w:val="1F497D"/>
-          <w:lang w:eastAsia="zh-CN"/>
-        </w:rPr>
-        <w:t>"邻里守望"</w:t>
-      </w:r>
-      <w:proofErr w:type="gramEnd"/>
-      <w:r>
-        <w:rPr>
-          <w:rFonts w:ascii="微软雅黑" w:eastAsia="微软雅黑" w:hAnsi="微软雅黑"/>
-          <w:b/>
-          <w:color w:val="1F497D"/>
-          <w:lang w:eastAsia="zh-CN"/>
-        </w:rPr>
-        <w:t>文化品牌，具体讲讲</w:t>
+        <w:t>Q7：云健社区的"邻里守望"文化品牌，具体讲讲</w:t>
       </w:r>
     </w:p>
     <w:p>
@@ -2455,23 +1434,7 @@
           <w:rFonts w:ascii="微软雅黑" w:eastAsia="微软雅黑" w:hAnsi="微软雅黑"/>
           <w:lang w:eastAsia="zh-CN"/>
         </w:rPr>
-        <w:t>（1）这你可问对人了，我来跟你说，云健社区了不起，它的</w:t>
-      </w:r>
-      <w:proofErr w:type="gramStart"/>
-      <w:r>
-        <w:rPr>
-          <w:rFonts w:ascii="微软雅黑" w:eastAsia="微软雅黑" w:hAnsi="微软雅黑"/>
-          <w:lang w:eastAsia="zh-CN"/>
-        </w:rPr>
-        <w:t>"邻里守望"</w:t>
-      </w:r>
-      <w:proofErr w:type="gramEnd"/>
-      <w:r>
-        <w:rPr>
-          <w:rFonts w:ascii="微软雅黑" w:eastAsia="微软雅黑" w:hAnsi="微软雅黑"/>
-          <w:lang w:eastAsia="zh-CN"/>
-        </w:rPr>
-        <w:t>是2002年习总书记曾经考察并嘱托过社区治理工作。</w:t>
+        <w:t>（1）这你可问对人了，我来跟你说，云健社区了不起，它的"邻里守望"是2002年习总书记曾经考察并嘱托过社区治理工作。</w:t>
       </w:r>
     </w:p>
     <w:p>
@@ -2486,23 +1449,7 @@
           <w:rFonts w:ascii="微软雅黑" w:eastAsia="微软雅黑" w:hAnsi="微软雅黑"/>
           <w:lang w:eastAsia="zh-CN"/>
         </w:rPr>
-        <w:t>（2）二十多年里，</w:t>
-      </w:r>
-      <w:proofErr w:type="gramStart"/>
-      <w:r>
-        <w:rPr>
-          <w:rFonts w:ascii="微软雅黑" w:eastAsia="微软雅黑" w:hAnsi="微软雅黑"/>
-          <w:lang w:eastAsia="zh-CN"/>
-        </w:rPr>
-        <w:t>"邻里守望"</w:t>
-      </w:r>
-      <w:proofErr w:type="gramEnd"/>
-      <w:r>
-        <w:rPr>
-          <w:rFonts w:ascii="微软雅黑" w:eastAsia="微软雅黑" w:hAnsi="微软雅黑"/>
-          <w:lang w:eastAsia="zh-CN"/>
-        </w:rPr>
-        <w:t>是邻里之间你帮我、我帮你，是党建引领下一老一小的精心关怀，是志愿团队的逐渐强大，是守望工具的智能升级，是更多社区的抱团发联动，</w:t>
+        <w:t>（2）二十多年里，"邻里守望"是邻里之间你帮我、我帮你，是党建引领下一老一小的精心关怀，是志愿团队的逐渐强大，是守望工具的智能升级，是更多社区的抱团发联动，</w:t>
       </w:r>
     </w:p>
     <w:p>
@@ -2517,33 +1464,8 @@
           <w:rFonts w:ascii="微软雅黑" w:eastAsia="微软雅黑" w:hAnsi="微软雅黑"/>
           <w:lang w:eastAsia="zh-CN"/>
         </w:rPr>
-        <w:t>（3）广场社区的义警可以跨区巡逻，翠华社区的维修师傅能到白云社区上门服务，志愿积分还能跨社区</w:t>
+        <w:t>（3）广场社区的义警可以跨区巡逻，翠华社区的维修师傅能到白云社区上门服务，志愿积分还能跨社区"通存通兑"，</w:t>
       </w:r>
-      <w:proofErr w:type="gramStart"/>
-      <w:r>
-        <w:rPr>
-          <w:rFonts w:ascii="微软雅黑" w:eastAsia="微软雅黑" w:hAnsi="微软雅黑"/>
-          <w:lang w:eastAsia="zh-CN"/>
-        </w:rPr>
-        <w:t>"通</w:t>
-      </w:r>
-      <w:proofErr w:type="gramEnd"/>
-      <w:r>
-        <w:rPr>
-          <w:rFonts w:ascii="微软雅黑" w:eastAsia="微软雅黑" w:hAnsi="微软雅黑"/>
-          <w:lang w:eastAsia="zh-CN"/>
-        </w:rPr>
-        <w:t>存</w:t>
-      </w:r>
-      <w:proofErr w:type="gramStart"/>
-      <w:r>
-        <w:rPr>
-          <w:rFonts w:ascii="微软雅黑" w:eastAsia="微软雅黑" w:hAnsi="微软雅黑"/>
-          <w:lang w:eastAsia="zh-CN"/>
-        </w:rPr>
-        <w:t>通兑"，</w:t>
-      </w:r>
-      <w:proofErr w:type="gramEnd"/>
     </w:p>
     <w:p>
       <w:pPr>
@@ -2557,39 +1479,7 @@
           <w:rFonts w:ascii="微软雅黑" w:eastAsia="微软雅黑" w:hAnsi="微软雅黑"/>
           <w:lang w:eastAsia="zh-CN"/>
         </w:rPr>
-        <w:t>（4）它让</w:t>
-      </w:r>
-      <w:proofErr w:type="gramStart"/>
-      <w:r>
-        <w:rPr>
-          <w:rFonts w:ascii="微软雅黑" w:eastAsia="微软雅黑" w:hAnsi="微软雅黑"/>
-          <w:lang w:eastAsia="zh-CN"/>
-        </w:rPr>
-        <w:t>"远亲</w:t>
-      </w:r>
-      <w:proofErr w:type="gramEnd"/>
-      <w:r>
-        <w:rPr>
-          <w:rFonts w:ascii="微软雅黑" w:eastAsia="微软雅黑" w:hAnsi="微软雅黑"/>
-          <w:lang w:eastAsia="zh-CN"/>
-        </w:rPr>
-        <w:t>不如</w:t>
-      </w:r>
-      <w:proofErr w:type="gramStart"/>
-      <w:r>
-        <w:rPr>
-          <w:rFonts w:ascii="微软雅黑" w:eastAsia="微软雅黑" w:hAnsi="微软雅黑"/>
-          <w:lang w:eastAsia="zh-CN"/>
-        </w:rPr>
-        <w:t>近邻"</w:t>
-      </w:r>
-      <w:proofErr w:type="gramEnd"/>
-      <w:r>
-        <w:rPr>
-          <w:rFonts w:ascii="微软雅黑" w:eastAsia="微软雅黑" w:hAnsi="微软雅黑"/>
-          <w:lang w:eastAsia="zh-CN"/>
-        </w:rPr>
-        <w:t>这句老话，在白云街道变成了真真切切的生活日常，一种文化能成为品牌，不是因为它喊得响，而是因为它走得远、扎得深、暖得到人心。</w:t>
+        <w:t>（4）它让"远亲不如近邻"这句老话，在白云街道变成了真真切切的生活日常，一种文化能成为品牌，不是因为它喊得响，而是因为它走得远、扎得深、暖得到人心。</w:t>
       </w:r>
     </w:p>
     <w:p>
@@ -2667,39 +1557,7 @@
           <w:lang w:eastAsia="zh-CN"/>
         </w:rPr>
         <w:lastRenderedPageBreak/>
-        <w:t>（3）晚上可以直奔界牌路夜市，摊位烟火气十足，重点锁定限量手工鱿鱼炒年糕、号称</w:t>
-      </w:r>
-      <w:proofErr w:type="gramStart"/>
-      <w:r>
-        <w:rPr>
-          <w:rFonts w:ascii="微软雅黑" w:eastAsia="微软雅黑" w:hAnsi="微软雅黑"/>
-          <w:lang w:eastAsia="zh-CN"/>
-        </w:rPr>
-        <w:t>"平桥</w:t>
-      </w:r>
-      <w:proofErr w:type="gramEnd"/>
-      <w:r>
-        <w:rPr>
-          <w:rFonts w:ascii="微软雅黑" w:eastAsia="微软雅黑" w:hAnsi="微软雅黑"/>
-          <w:lang w:eastAsia="zh-CN"/>
-        </w:rPr>
-        <w:t>第一</w:t>
-      </w:r>
-      <w:proofErr w:type="gramStart"/>
-      <w:r>
-        <w:rPr>
-          <w:rFonts w:ascii="微软雅黑" w:eastAsia="微软雅黑" w:hAnsi="微软雅黑"/>
-          <w:lang w:eastAsia="zh-CN"/>
-        </w:rPr>
-        <w:t>家"</w:t>
-      </w:r>
-      <w:proofErr w:type="gramEnd"/>
-      <w:r>
-        <w:rPr>
-          <w:rFonts w:ascii="微软雅黑" w:eastAsia="微软雅黑" w:hAnsi="微软雅黑"/>
-          <w:lang w:eastAsia="zh-CN"/>
-        </w:rPr>
-        <w:t>的狼牙土豆、外酥里嫩的冰淇淋豆腐；</w:t>
+        <w:t>（3）晚上可以直奔界牌路夜市，摊位烟火气十足，重点锁定限量手工鱿鱼炒年糕、号称"平桥第一家"的狼牙土豆、外酥里嫩的冰淇淋豆腐；</w:t>
       </w:r>
     </w:p>
     <w:p>
@@ -2778,23 +1636,7 @@
           <w:rFonts w:ascii="微软雅黑" w:eastAsia="微软雅黑" w:hAnsi="微软雅黑"/>
           <w:lang w:eastAsia="zh-CN"/>
         </w:rPr>
-        <w:t>（1）白云街道集聚了像腾达中心、远景中心楼宇等好几幢厉害的</w:t>
-      </w:r>
-      <w:proofErr w:type="gramStart"/>
-      <w:r>
-        <w:rPr>
-          <w:rFonts w:ascii="微软雅黑" w:eastAsia="微软雅黑" w:hAnsi="微软雅黑"/>
-          <w:lang w:eastAsia="zh-CN"/>
-        </w:rPr>
-        <w:t>"亿元楼宇"</w:t>
-      </w:r>
-      <w:proofErr w:type="gramEnd"/>
-      <w:r>
-        <w:rPr>
-          <w:rFonts w:ascii="微软雅黑" w:eastAsia="微软雅黑" w:hAnsi="微软雅黑"/>
-          <w:lang w:eastAsia="zh-CN"/>
-        </w:rPr>
-        <w:t>商务楼宇与创新企业！</w:t>
+        <w:t>（1）白云街道集聚了像腾达中心、远景中心楼宇等好几幢厉害的"亿元楼宇"商务楼宇与创新企业！</w:t>
       </w:r>
     </w:p>
     <w:p>
@@ -2840,27 +1682,7 @@
           <w:color w:val="1F497D"/>
           <w:lang w:eastAsia="zh-CN"/>
         </w:rPr>
-        <w:t>Q10：为</w:t>
-      </w:r>
-      <w:proofErr w:type="gramStart"/>
-      <w:r>
-        <w:rPr>
-          <w:rFonts w:ascii="微软雅黑" w:eastAsia="微软雅黑" w:hAnsi="微软雅黑"/>
-          <w:b/>
-          <w:color w:val="1F497D"/>
-          <w:lang w:eastAsia="zh-CN"/>
-        </w:rPr>
-        <w:t>"朝夕相伴"</w:t>
-      </w:r>
-      <w:proofErr w:type="gramEnd"/>
-      <w:r>
-        <w:rPr>
-          <w:rFonts w:ascii="微软雅黑" w:eastAsia="微软雅黑" w:hAnsi="微软雅黑"/>
-          <w:b/>
-          <w:color w:val="1F497D"/>
-          <w:lang w:eastAsia="zh-CN"/>
-        </w:rPr>
-        <w:t>社区项目设计一款智能陪伴设备</w:t>
+        <w:t>Q10：为"朝夕相伴"社区项目设计一款智能陪伴设备</w:t>
       </w:r>
     </w:p>
     <w:p>
@@ -2891,23 +1713,7 @@
           <w:rFonts w:ascii="微软雅黑" w:eastAsia="微软雅黑" w:hAnsi="微软雅黑"/>
           <w:lang w:eastAsia="zh-CN"/>
         </w:rPr>
-        <w:t>（1）我想想，嗯，我想设计一款</w:t>
-      </w:r>
-      <w:proofErr w:type="gramStart"/>
-      <w:r>
-        <w:rPr>
-          <w:rFonts w:ascii="微软雅黑" w:eastAsia="微软雅黑" w:hAnsi="微软雅黑"/>
-          <w:lang w:eastAsia="zh-CN"/>
-        </w:rPr>
-        <w:t>"祖孙</w:t>
-      </w:r>
-      <w:proofErr w:type="gramEnd"/>
-      <w:r>
-        <w:rPr>
-          <w:rFonts w:ascii="微软雅黑" w:eastAsia="微软雅黑" w:hAnsi="微软雅黑"/>
-          <w:lang w:eastAsia="zh-CN"/>
-        </w:rPr>
-        <w:t>互动相册"——用AI识别祖孙共同参加活动的照片，自动生成成长故事视频；</w:t>
+        <w:t>（1）我想想，嗯，我想设计一款"祖孙互动相册"——用AI识别祖孙共同参加活动的照片，自动生成成长故事视频；</w:t>
       </w:r>
     </w:p>
     <w:p>
@@ -2922,71 +1728,7 @@
           <w:rFonts w:ascii="微软雅黑" w:eastAsia="微软雅黑" w:hAnsi="微软雅黑"/>
           <w:lang w:eastAsia="zh-CN"/>
         </w:rPr>
-        <w:t>（2）配上语音留言功能，让孩子和爷爷奶奶随时</w:t>
-      </w:r>
-      <w:proofErr w:type="gramStart"/>
-      <w:r>
-        <w:rPr>
-          <w:rFonts w:ascii="微软雅黑" w:eastAsia="微软雅黑" w:hAnsi="微软雅黑"/>
-          <w:lang w:eastAsia="zh-CN"/>
-        </w:rPr>
-        <w:t>"隔</w:t>
-      </w:r>
-      <w:proofErr w:type="gramEnd"/>
-      <w:r>
-        <w:rPr>
-          <w:rFonts w:ascii="微软雅黑" w:eastAsia="微软雅黑" w:hAnsi="微软雅黑"/>
-          <w:lang w:eastAsia="zh-CN"/>
-        </w:rPr>
-        <w:t>空</w:t>
-      </w:r>
-      <w:proofErr w:type="gramStart"/>
-      <w:r>
-        <w:rPr>
-          <w:rFonts w:ascii="微软雅黑" w:eastAsia="微软雅黑" w:hAnsi="微软雅黑"/>
-          <w:lang w:eastAsia="zh-CN"/>
-        </w:rPr>
-        <w:t>对话"，</w:t>
-      </w:r>
-      <w:proofErr w:type="gramEnd"/>
-      <w:r>
-        <w:rPr>
-          <w:rFonts w:ascii="微软雅黑" w:eastAsia="微软雅黑" w:hAnsi="微软雅黑"/>
-          <w:lang w:eastAsia="zh-CN"/>
-        </w:rPr>
-        <w:t>让</w:t>
-      </w:r>
-      <w:proofErr w:type="gramStart"/>
-      <w:r>
-        <w:rPr>
-          <w:rFonts w:ascii="微软雅黑" w:eastAsia="微软雅黑" w:hAnsi="微软雅黑"/>
-          <w:lang w:eastAsia="zh-CN"/>
-        </w:rPr>
-        <w:t>"小</w:t>
-      </w:r>
-      <w:proofErr w:type="gramEnd"/>
-      <w:r>
-        <w:rPr>
-          <w:rFonts w:ascii="微软雅黑" w:eastAsia="微软雅黑" w:hAnsi="微软雅黑"/>
-          <w:lang w:eastAsia="zh-CN"/>
-        </w:rPr>
-        <w:t>手牵</w:t>
-      </w:r>
-      <w:proofErr w:type="gramStart"/>
-      <w:r>
-        <w:rPr>
-          <w:rFonts w:ascii="微软雅黑" w:eastAsia="微软雅黑" w:hAnsi="微软雅黑"/>
-          <w:lang w:eastAsia="zh-CN"/>
-        </w:rPr>
-        <w:t>大手"</w:t>
-      </w:r>
-      <w:proofErr w:type="gramEnd"/>
-      <w:r>
-        <w:rPr>
-          <w:rFonts w:ascii="微软雅黑" w:eastAsia="微软雅黑" w:hAnsi="微软雅黑"/>
-          <w:lang w:eastAsia="zh-CN"/>
-        </w:rPr>
-        <w:t>更有温度！</w:t>
+        <w:t>（2）配上语音留言功能，让孩子和爷爷奶奶随时"隔空对话"，让"小手牵大手"更有温度！</w:t>
       </w:r>
     </w:p>
     <w:p>
@@ -3002,27 +1744,7 @@
           <w:color w:val="1F497D"/>
           <w:lang w:eastAsia="zh-CN"/>
         </w:rPr>
-        <w:t>Q11：用</w:t>
-      </w:r>
-      <w:proofErr w:type="gramStart"/>
-      <w:r>
-        <w:rPr>
-          <w:rFonts w:ascii="微软雅黑" w:eastAsia="微软雅黑" w:hAnsi="微软雅黑"/>
-          <w:b/>
-          <w:color w:val="1F497D"/>
-          <w:lang w:eastAsia="zh-CN"/>
-        </w:rPr>
-        <w:t>"黑科技"</w:t>
-      </w:r>
-      <w:proofErr w:type="gramEnd"/>
-      <w:r>
-        <w:rPr>
-          <w:rFonts w:ascii="微软雅黑" w:eastAsia="微软雅黑" w:hAnsi="微软雅黑"/>
-          <w:b/>
-          <w:color w:val="1F497D"/>
-          <w:lang w:eastAsia="zh-CN"/>
-        </w:rPr>
-        <w:t>提升社区治理水平（阳光码 + AI邻里助手）</w:t>
+        <w:t>Q11：用"黑科技"提升社区治理水平（阳光码 + AI邻里助手）</w:t>
       </w:r>
     </w:p>
     <w:p>
@@ -3053,23 +1775,7 @@
           <w:rFonts w:ascii="微软雅黑" w:eastAsia="微软雅黑" w:hAnsi="微软雅黑"/>
           <w:lang w:eastAsia="zh-CN"/>
         </w:rPr>
-        <w:t>（1）我想在此基础上增加"AI邻里</w:t>
-      </w:r>
-      <w:proofErr w:type="gramStart"/>
-      <w:r>
-        <w:rPr>
-          <w:rFonts w:ascii="微软雅黑" w:eastAsia="微软雅黑" w:hAnsi="微软雅黑"/>
-          <w:lang w:eastAsia="zh-CN"/>
-        </w:rPr>
-        <w:t>助手"</w:t>
-      </w:r>
-      <w:proofErr w:type="gramEnd"/>
-      <w:r>
-        <w:rPr>
-          <w:rFonts w:ascii="微软雅黑" w:eastAsia="微软雅黑" w:hAnsi="微软雅黑"/>
-          <w:lang w:eastAsia="zh-CN"/>
-        </w:rPr>
-        <w:t>功能——</w:t>
+        <w:t>（1）我想在此基础上增加"AI邻里助手"功能——</w:t>
       </w:r>
     </w:p>
     <w:p>
@@ -3149,33 +1855,8 @@
           <w:rFonts w:ascii="微软雅黑" w:eastAsia="微软雅黑" w:hAnsi="微软雅黑"/>
           <w:lang w:eastAsia="zh-CN"/>
         </w:rPr>
-        <w:t>（1）在未来，针对我们白云写字楼里面的白领，外卖和快递可能将通过无人机精准投送至写字楼的</w:t>
+        <w:t>（1）在未来，针对我们白云写字楼里面的白领，外卖和快递可能将通过无人机精准投送至写字楼的"空中快递站"，</w:t>
       </w:r>
-      <w:proofErr w:type="gramStart"/>
-      <w:r>
-        <w:rPr>
-          <w:rFonts w:ascii="微软雅黑" w:eastAsia="微软雅黑" w:hAnsi="微软雅黑"/>
-          <w:lang w:eastAsia="zh-CN"/>
-        </w:rPr>
-        <w:t>"空中</w:t>
-      </w:r>
-      <w:proofErr w:type="gramEnd"/>
-      <w:r>
-        <w:rPr>
-          <w:rFonts w:ascii="微软雅黑" w:eastAsia="微软雅黑" w:hAnsi="微软雅黑"/>
-          <w:lang w:eastAsia="zh-CN"/>
-        </w:rPr>
-        <w:t>快递</w:t>
-      </w:r>
-      <w:proofErr w:type="gramStart"/>
-      <w:r>
-        <w:rPr>
-          <w:rFonts w:ascii="微软雅黑" w:eastAsia="微软雅黑" w:hAnsi="微软雅黑"/>
-          <w:lang w:eastAsia="zh-CN"/>
-        </w:rPr>
-        <w:t>站"，</w:t>
-      </w:r>
-      <w:proofErr w:type="gramEnd"/>
     </w:p>
     <w:p>
       <w:pPr>
@@ -3236,23 +1917,7 @@
           <w:rFonts w:ascii="微软雅黑" w:eastAsia="微软雅黑" w:hAnsi="微软雅黑"/>
           <w:lang w:eastAsia="zh-CN"/>
         </w:rPr>
-        <w:t>（1）在未来的白云，流动的诊疗车，可能会升级为能</w:t>
-      </w:r>
-      <w:proofErr w:type="gramStart"/>
-      <w:r>
-        <w:rPr>
-          <w:rFonts w:ascii="微软雅黑" w:eastAsia="微软雅黑" w:hAnsi="微软雅黑"/>
-          <w:lang w:eastAsia="zh-CN"/>
-        </w:rPr>
-        <w:t>"自己看病"</w:t>
-      </w:r>
-      <w:proofErr w:type="gramEnd"/>
-      <w:r>
-        <w:rPr>
-          <w:rFonts w:ascii="微软雅黑" w:eastAsia="微软雅黑" w:hAnsi="微软雅黑"/>
-          <w:lang w:eastAsia="zh-CN"/>
-        </w:rPr>
-        <w:t>的移动健康舱，未来它将搭载车载AI辅助诊断系统。</w:t>
+        <w:t>（1）在未来的白云，流动的诊疗车，可能会升级为能"自己看病"的移动健康舱，未来它将搭载车载AI辅助诊断系统。</w:t>
       </w:r>
     </w:p>
     <w:p>
@@ -3282,33 +1947,8 @@
           <w:rFonts w:ascii="微软雅黑" w:eastAsia="微软雅黑" w:hAnsi="微软雅黑"/>
           <w:lang w:eastAsia="zh-CN"/>
         </w:rPr>
-        <w:t>（3）所有数据同步更新至居民的</w:t>
+        <w:t>（3）所有数据同步更新至居民的"健康画像"中，让上门服务真正实现诊断、开药、医保结算全流程"无感化"。</w:t>
       </w:r>
-      <w:proofErr w:type="gramStart"/>
-      <w:r>
-        <w:rPr>
-          <w:rFonts w:ascii="微软雅黑" w:eastAsia="微软雅黑" w:hAnsi="微软雅黑"/>
-          <w:lang w:eastAsia="zh-CN"/>
-        </w:rPr>
-        <w:t>"健康画像"</w:t>
-      </w:r>
-      <w:proofErr w:type="gramEnd"/>
-      <w:r>
-        <w:rPr>
-          <w:rFonts w:ascii="微软雅黑" w:eastAsia="微软雅黑" w:hAnsi="微软雅黑"/>
-          <w:lang w:eastAsia="zh-CN"/>
-        </w:rPr>
-        <w:t>中，让上门服务真正实现诊断、开药、医保结算全流程</w:t>
-      </w:r>
-      <w:proofErr w:type="gramStart"/>
-      <w:r>
-        <w:rPr>
-          <w:rFonts w:ascii="微软雅黑" w:eastAsia="微软雅黑" w:hAnsi="微软雅黑"/>
-          <w:lang w:eastAsia="zh-CN"/>
-        </w:rPr>
-        <w:t>"无感化"。</w:t>
-      </w:r>
-      <w:proofErr w:type="gramEnd"/>
     </w:p>
     <w:p>
       <w:pPr>
@@ -3369,23 +2009,7 @@
           <w:rFonts w:ascii="微软雅黑" w:eastAsia="微软雅黑" w:hAnsi="微软雅黑"/>
           <w:lang w:eastAsia="zh-CN"/>
         </w:rPr>
-        <w:t>（2）多问</w:t>
-      </w:r>
-      <w:proofErr w:type="gramStart"/>
-      <w:r>
-        <w:rPr>
-          <w:rFonts w:ascii="微软雅黑" w:eastAsia="微软雅黑" w:hAnsi="微软雅黑"/>
-          <w:lang w:eastAsia="zh-CN"/>
-        </w:rPr>
-        <w:t>"为什么"</w:t>
-      </w:r>
-      <w:proofErr w:type="gramEnd"/>
-      <w:r>
-        <w:rPr>
-          <w:rFonts w:ascii="微软雅黑" w:eastAsia="微软雅黑" w:hAnsi="微软雅黑"/>
-          <w:lang w:eastAsia="zh-CN"/>
-        </w:rPr>
-        <w:t>——看到无人机就猜它怎么认路；</w:t>
+        <w:t>（2）多问"为什么"——看到无人机就猜它怎么认路；</w:t>
       </w:r>
     </w:p>
     <w:p>
@@ -3439,6 +2063,9 @@
         <w:pBdr>
           <w:top w:val="single" w:sz="4" w:space="1" w:color="BFBFBF"/>
         </w:pBdr>
+        <w:rPr>
+          <w:lang w:eastAsia="zh-CN"/>
+        </w:rPr>
       </w:pPr>
     </w:p>
     <w:sectPr>
